--- a/public/2026/projets/FICHE_S5-A01_PontCDC_5eme.docx
+++ b/public/2026/projets/FICHE_S5-A01_PontCDC_5eme.docx
@@ -1272,7 +1272,7 @@
           <w:sz w:val="24"/>
           <w:szCs w:val="24"/>
         </w:rPr>
-        <w:t xml:space="preserve">Banque de mots (tu peux en utiliser un plusieurs fois) : appui · portée · charge · comprimée · tendue</w:t>
+        <w:t xml:space="preserve">Banque de mots (tu peux en utiliser un plusieurs fois) : charge · tendue · appui · comprimée · portée</w:t>
       </w:r>
     </w:p>
     <w:p>

--- a/public/2026/projets/FICHE_S5-A01_PontCDC_5eme.docx
+++ b/public/2026/projets/FICHE_S5-A01_PontCDC_5eme.docx
@@ -213,32 +213,6 @@
               <w:t xml:space="preserve">ACTIVITÉ N°01  ·  S26</w:t>
             </w:r>
           </w:p>
-          <w:p>
-            <w:pPr>
-              <w:spacing w:after="0"/>
-            </w:pPr>
-            <w:r>
-              <w:rPr>
-                <w:rFonts w:ascii="Arial" w:cs="Arial" w:eastAsia="Arial" w:hAnsi="Arial"/>
-                <w:sz w:val="14"/>
-                <w:szCs w:val="14"/>
-              </w:rPr>
-              <w:t xml:space="preserve">NOM : ..............................</w:t>
-            </w:r>
-          </w:p>
-          <w:p>
-            <w:pPr>
-              <w:spacing w:after="0"/>
-            </w:pPr>
-            <w:r>
-              <w:rPr>
-                <w:rFonts w:ascii="Arial" w:cs="Arial" w:eastAsia="Arial" w:hAnsi="Arial"/>
-                <w:sz w:val="14"/>
-                <w:szCs w:val="14"/>
-              </w:rPr>
-              <w:t xml:space="preserve">PRÉNOM : .........................</w:t>
-            </w:r>
-          </w:p>
         </w:tc>
         <w:tc>
           <w:tcPr>
@@ -1277,7 +1251,7 @@
     </w:p>
     <w:p>
       <w:pPr>
-        <w:spacing w:after="48" w:before="50"/>
+        <w:spacing w:after="230" w:before="50"/>
       </w:pPr>
       <w:r>
         <w:rPr>
@@ -1294,7 +1268,7 @@
     </w:p>
     <w:p>
       <w:pPr>
-        <w:spacing w:after="48" w:before="50"/>
+        <w:spacing w:after="230" w:before="50"/>
       </w:pPr>
       <w:r>
         <w:rPr>
@@ -1311,7 +1285,7 @@
     </w:p>
     <w:p>
       <w:pPr>
-        <w:spacing w:after="48" w:before="50"/>
+        <w:spacing w:after="230" w:before="50"/>
       </w:pPr>
       <w:r>
         <w:rPr>
@@ -1328,7 +1302,7 @@
     </w:p>
     <w:p>
       <w:pPr>
-        <w:spacing w:after="48" w:before="50"/>
+        <w:spacing w:after="230" w:before="50"/>
       </w:pPr>
       <w:r>
         <w:rPr>
@@ -1345,7 +1319,7 @@
     </w:p>
     <w:p>
       <w:pPr>
-        <w:spacing w:after="48" w:before="50"/>
+        <w:spacing w:after="230" w:before="50"/>
       </w:pPr>
       <w:r>
         <w:rPr>
@@ -1419,7 +1393,7 @@
             <w:pPr>
               <w:keepNext/>
               <w:keepLines/>
-              <w:spacing w:after="68"/>
+              <w:spacing w:after="240"/>
             </w:pPr>
             <w:r>
               <w:rPr>
@@ -1431,14 +1405,14 @@
                 <w:sz w:val="24"/>
                 <w:szCs w:val="24"/>
               </w:rPr>
-              <w:t xml:space="preserve">..............................................................................</w:t>
+              <w:t xml:space="preserve">........................................................................................................................................</w:t>
             </w:r>
           </w:p>
           <w:p>
             <w:pPr>
               <w:keepNext/>
               <w:keepLines/>
-              <w:spacing w:after="68"/>
+              <w:spacing w:after="240"/>
             </w:pPr>
             <w:r>
               <w:rPr>
@@ -1450,7 +1424,7 @@
                 <w:sz w:val="24"/>
                 <w:szCs w:val="24"/>
               </w:rPr>
-              <w:t xml:space="preserve">..............................................................................</w:t>
+              <w:t xml:space="preserve">........................................................................................................................................</w:t>
             </w:r>
           </w:p>
         </w:tc>
@@ -1504,7 +1478,7 @@
     </w:p>
     <w:p>
       <w:pPr>
-        <w:spacing w:after="48" w:before="50"/>
+        <w:spacing w:after="230" w:before="50"/>
       </w:pPr>
       <w:r>
         <w:rPr>
@@ -1516,12 +1490,12 @@
           <w:sz w:val="24"/>
           <w:szCs w:val="24"/>
         </w:rPr>
-        <w:t xml:space="preserve">Le tube tient mieux que la feuille à plat parce que sa ..........................................................</w:t>
-      </w:r>
-    </w:p>
-    <w:p>
-      <w:pPr>
-        <w:spacing w:after="128"/>
+        <w:t xml:space="preserve">Le tube tient mieux que la feuille à plat parce que sa ........................................................</w:t>
+      </w:r>
+    </w:p>
+    <w:p>
+      <w:pPr>
+        <w:spacing w:after="240"/>
       </w:pPr>
       <w:r>
         <w:rPr>
@@ -1533,7 +1507,7 @@
           <w:sz w:val="24"/>
           <w:szCs w:val="24"/>
         </w:rPr>
-        <w:t xml:space="preserve">..............................................................................</w:t>
+        <w:t xml:space="preserve">............................................................................................................................................</w:t>
       </w:r>
     </w:p>
     <w:p>

--- a/public/2026/projets/FICHE_S5-A01_PontCDC_5eme.docx
+++ b/public/2026/projets/FICHE_S5-A01_PontCDC_5eme.docx
@@ -349,8 +349,37 @@
       <w:pPr>
         <w:keepNext/>
         <w:keepLines/>
+        <w:spacing w:after="60"/>
+      </w:pPr>
+    </w:p>
+    <w:p>
+      <w:pPr>
         <w:spacing w:after="128"/>
       </w:pPr>
+      <w:r>
+        <w:rPr>
+          <w:rFonts w:ascii="Arial" w:cs="Arial" w:eastAsia="Arial" w:hAnsi="Arial"/>
+          <w:b/>
+          <w:bCs/>
+          <w:i w:val="false"/>
+          <w:iCs w:val="false"/>
+          <w:sz w:val="24"/>
+          <w:szCs w:val="24"/>
+        </w:rPr>
+        <w:t xml:space="preserve">OBJECTIF — </w:t>
+      </w:r>
+      <w:r>
+        <w:rPr>
+          <w:rFonts w:ascii="Arial" w:cs="Arial" w:eastAsia="Arial" w:hAnsi="Arial"/>
+          <w:b w:val="false"/>
+          <w:bCs w:val="false"/>
+          <w:i w:val="false"/>
+          <w:iCs w:val="false"/>
+          <w:sz w:val="24"/>
+          <w:szCs w:val="24"/>
+        </w:rPr>
+        <w:t xml:space="preserve">Tu sauras lire le cahier des charges du pont et repérer où la poutre est comprimée.</w:t>
+      </w:r>
     </w:p>
     <w:tbl>
       <w:tblPr>

--- a/public/2026/projets/FICHE_S5-A01_PontCDC_5eme.docx
+++ b/public/2026/projets/FICHE_S5-A01_PontCDC_5eme.docx
@@ -477,6 +477,40 @@
         </w:tc>
       </w:tr>
     </w:tbl>
+    <w:p>
+      <w:pPr>
+        <w:spacing w:after="60" w:before="96"/>
+      </w:pPr>
+      <w:r>
+        <w:rPr>
+          <w:rFonts w:ascii="Arial" w:cs="Arial" w:eastAsia="Arial" w:hAnsi="Arial"/>
+          <w:b w:val="false"/>
+          <w:bCs w:val="false"/>
+          <w:i/>
+          <w:iCs/>
+          <w:sz w:val="22"/>
+          <w:szCs w:val="22"/>
+        </w:rPr>
+        <w:t xml:space="preserve">D'APRÈS TOI ? Réponds AVANT de commencer, même sans être sûr. Ça ne se note pas.</w:t>
+      </w:r>
+    </w:p>
+    <w:p>
+      <w:pPr>
+        <w:spacing w:after="240"/>
+      </w:pPr>
+      <w:r>
+        <w:rPr>
+          <w:rFonts w:ascii="Arial" w:cs="Arial" w:eastAsia="Arial" w:hAnsi="Arial"/>
+          <w:b w:val="false"/>
+          <w:bCs w:val="false"/>
+          <w:i w:val="false"/>
+          <w:iCs w:val="false"/>
+          <w:sz w:val="24"/>
+          <w:szCs w:val="24"/>
+        </w:rPr>
+        <w:t xml:space="preserve">............................................................................................................................................</w:t>
+      </w:r>
+    </w:p>
     <w:p>
       <w:pPr>
         <w:keepNext/>
